--- a/reports/314_Богданов_Лаб2.docx
+++ b/reports/314_Богданов_Лаб2.docx
@@ -565,7 +565,7 @@
           <w:szCs w:val="28"/>
           <w:lang w:val="ru-RU"/>
         </w:rPr>
-        <w:t>Цель работы — изучение реализации камеры и динамического освещения средствами современного графического API: построение матриц вида и перспективной проекции с настраиваемым углом обзора, освещение по модели Блинна-Фонга с несколькими типами источников света, передача массивов источников в shader storage буферы и редактирование всех параметров сцены в интерфейсе ImGui в реальном времени.</w:t>
+        <w:t>Цель работы — изучение реализации камеры и динамического освещения средствами графического API: построение матриц вида и перспективной проекции с настраиваемым углом обзора, освещение параллелепипеда по модели Блинна-Фонга от единственного направленного источника и редактирование всех параметров сцены в интерфейсе ImGui в реальном времени.</w:t>
       </w:r>
     </w:p>
     <w:p>
@@ -585,7 +585,7 @@
           <w:szCs w:val="28"/>
           <w:lang w:val="ru-RU"/>
         </w:rPr>
-        <w:t>Вариант задания № 3 — прямоугольный параллелепипед с размерами 2.0 × 1.4 × 1.0, центр в начале координат. Помимо базового уровня (отрисовка объекта относительно камеры с направленным источником; параметры камеры, источника, материала и рассеянный свет изменяемы из ImGui; вершинный атрибут нормали, процедурная генерация нормалей) выполнены дополнительные задания 1–3: разделение внешних данных на два набора дескрипторов (сцена и модель), точечные и прожекторные источники в storage-буферах с добавлением и удалением из интерфейса, затухание по закону обратных квадратов и мягкие края конуса прожектора.</w:t>
+        <w:t>Вариант задания № 3 — прямоугольный параллелепипед с размерами 2.0 × 1.4 × 1.0, центр в начале координат. Выполнено базовое задание: отрисовка объекта относительно камеры с единственным направленным источником; параметры камеры (позиция, поворот, FOV), источника (направление, цвет, интенсивность), материала (альбедо, цвет блика, коэффициент блеска) и рассеянного света изменяемы из ImGui; нормаль передаётся вершинным атрибутом и сгенерирована процедурно.</w:t>
       </w:r>
     </w:p>
     <w:p>
@@ -688,7 +688,7 @@
           <w:szCs w:val="28"/>
           <w:lang w:val="ru-RU"/>
         </w:rPr>
-        <w:t>Дополнительное задание 1 — разделение данных на два набора дескрипторов. Set 0 («сцена»): uniform-буфер с матрицами view и proj, положением камеры, цветом фоновой освещённости, направлением и цветом/интенсивностью направленного источника и счётчиками источников, плюс два storage-буфера. Set 1 («модель»): uniform-буфер с матрицей трансформации, альбедо, цветом блика и коэффициентом блеска. Оба набора привязываются одним вызовом vkCmdBindDescriptorSets.</w:t>
+        <w:t>Внешние данные передаются одним набором дескрипторов (set = 0, layout с двумя uniform-буферами): binding 0 — «сцена» (матрицы view и proj, положение камеры, цвет фоновой освещённости, направление и цвет/интенсивность направленного источника, экспозиция), binding 1 — «модель» (матрица трансформации, альбедо, цвет блика и коэффициент блеска). Структуры в GLSL — зеркала constexpr-структур из C++ (std140); оба буфера постоянно отображены в память и перезаписываются каждый кадр.</w:t>
       </w:r>
     </w:p>
     <w:p>
@@ -698,16 +698,17 @@
           <w:rFonts w:ascii="Times New Roman" w:eastAsia="Times New Roman" w:hAnsi="Times New Roman" w:cs="Times New Roman"/>
           <w:sz w:val="28"/>
           <w:szCs w:val="28"/>
-        </w:rPr>
-      </w:pPr>
-      <w:r>
-        <w:rPr>
-          <w:rFonts w:ascii="Times New Roman" w:eastAsia="Times New Roman" w:hAnsi="Times New Roman" w:cs="Times New Roman"/>
-          <w:sz w:val="28"/>
-          <w:szCs w:val="28"/>
-          <w:lang w:val="ru-RU"/>
-        </w:rPr>
-        <w:t>Дополнительные задания 2 и 3 — массивы источников в storage-буферах (std430): точечный источник занимает 32 байта (позиция, цвет+интенсивность), прожектор — 64 (позиция, ось конуса, цвет+интенсивность, внутренний и внешний углы). Длина массива в шейдере неограничена: цикл ограничивается счётчиком из uniform-буфера сцены. Буферы постоянно отображены в память и перезаписываются каждый кадр; кнопки Add/Remove в ImGui изменяют вектор источников в C++ и счётчик в буфере.</w:t>
+          <w:lang w:val="ru-RU"/>
+        </w:rPr>
+      </w:pPr>
+      <w:r>
+        <w:rPr>
+          <w:rFonts w:ascii="Times New Roman" w:eastAsia="Times New Roman" w:hAnsi="Times New Roman" w:cs="Times New Roman"/>
+          <w:sz w:val="28"/>
+          <w:szCs w:val="28"/>
+          <w:lang w:val="ru-RU"/>
+        </w:rPr>
+        <w:t>Освещение считается во фрагментном шейдере по Блинну-Фонгу для единственного направленного источника: I = ka·ambient + lightCol·[kd·albedo·max(n·l, 0) + ks·spec·(n·ĥ)^s], где l = −normalize(направление источника), ĥ = normalize(l + v) — полувектор. У направленного источника нет позиции, поэтому затухание с расстоянием не применяется.</w:t>
       </w:r>
     </w:p>
     <w:p>
@@ -725,46 +726,9 @@
           <w:rFonts w:ascii="Times New Roman" w:eastAsia="Times New Roman" w:hAnsi="Times New Roman" w:cs="Times New Roman"/>
           <w:sz w:val="28"/>
           <w:szCs w:val="28"/>
-        </w:rPr>
-        <w:t>Освещение считается во фрагментном шейдере по Блинну-Фонгу: I = ka · ambient + Σ [lightCol · (kd · albedo · max(n·l, 0) + ks · spec · (n·ĥ)^s)], где ĥ = normalize(l + v) — полувектор. Для точечных и прожекторных источников используется затухание 1/D². Мягкие края конуса прожектора: θ = dot(ось, −l), ε = cos(внутр) − cos(внешн), вклад масштабируется как clamp((θ − cos(внешн))/ε, 0, 1) — единичный внутри конуса, плавный спад на кромке.</w:t>
-      </w:r>
-    </w:p>
-    <w:p>
-      <w:pPr>
-        <w:ind w:firstLine="709"/>
-        <w:rPr>
-          <w:rFonts w:ascii="Times New Roman" w:eastAsia="Times New Roman" w:hAnsi="Times New Roman" w:cs="Times New Roman"/>
-          <w:sz w:val="28"/>
-          <w:szCs w:val="28"/>
-          <w:lang w:val="ru-RU"/>
-        </w:rPr>
-      </w:pPr>
-      <w:r>
-        <w:rPr>
-          <w:rFonts w:ascii="Times New Roman" w:eastAsia="Times New Roman" w:hAnsi="Times New Roman" w:cs="Times New Roman"/>
-          <w:sz w:val="28"/>
-          <w:szCs w:val="28"/>
-        </w:rPr>
-        <w:t>Дополнительное качество картинки: полусферный ambient («небо» освещает верхние грани ярче), тонемаппинг 1 − exp(−c·exposure) и гамма-коррекция 1/2.2 (расчёт света линейный, вывод — в sRGB), тонкий Френель-рим по силуэту отделяет объект от тёмного фона.</w:t>
-      </w:r>
-    </w:p>
-    <w:p>
-      <w:pPr>
-        <w:ind w:firstLine="709"/>
-        <w:rPr>
-          <w:rFonts w:ascii="Times New Roman" w:eastAsia="Times New Roman" w:hAnsi="Times New Roman" w:cs="Times New Roman"/>
-          <w:sz w:val="28"/>
-          <w:szCs w:val="28"/>
-          <w:lang w:val="ru-RU"/>
-        </w:rPr>
-      </w:pPr>
-      <w:r>
-        <w:rPr>
-          <w:rFonts w:ascii="Times New Roman" w:eastAsia="Times New Roman" w:hAnsi="Times New Roman" w:cs="Times New Roman"/>
-          <w:sz w:val="28"/>
-          <w:szCs w:val="28"/>
-        </w:rPr>
-        <w:t>Все параметры доступны в ImGui: камера (позиция, углы yaw/pitch, FOV), направленный источник и рассеянный свет, точечные и прожекторные источники (позиция, направление, цвет ColorEdit3, интенсивность, углы конуса), материал (альбедо, цвет блика, коэффициент блеска), а также переключение их набора кнопками Add/Remove/Clear и восстановление стартовой сцены.</w:t>
+          <w:lang w:val="ru-RU"/>
+        </w:rPr>
+        <w:t>Все параметры доступны в ImGui: камера (позиция, углы yaw/pitch, FOV), направленный источник (направление DragFloat3, цвет ColorEdit3, интенсивность), рассеянный свет, материал (альбедо, цвет блика, коэффициент блеска), а также кнопка Reset all, возвращающая стартовую сцену.</w:t>
       </w:r>
     </w:p>
     <w:p>
@@ -822,6 +786,7 @@
           <w:rFonts w:ascii="Times New Roman" w:eastAsia="Times New Roman" w:hAnsi="Times New Roman" w:cs="Times New Roman"/>
           <w:noProof/>
         </w:rPr>
+        <w:lastRenderedPageBreak/>
         <w:drawing>
           <wp:inline distT="0" distB="0" distL="0" distR="0" wp14:anchorId="3427C7CA" wp14:editId="7528596F">
             <wp:extent cx="5618746" cy="3161645"/>
@@ -876,7 +841,7 @@
           <w:szCs w:val="28"/>
           <w:lang w:val="ru-RU"/>
         </w:rPr>
-        <w:t>Рис. 1 — Общий вид сцены: параллелепипед варианта с процедурными нормалями, освещение Блинна-Фонга (направленный источник, два точечных, прожектор), панель ImGui.</w:t>
+        <w:t>Рис. 1 — Общий вид сцены: параллелепипед варианта с процедурными нормалями, освещение Блинна-Фонга от направленного источника, панель ImGui.</w:t>
       </w:r>
     </w:p>
     <w:p>
@@ -947,7 +912,7 @@
           <w:szCs w:val="28"/>
           <w:lang w:val="ru-RU"/>
         </w:rPr>
-        <w:t>Рис. 2 — Прожектор: мягкие края освещаемой области. Светлое пятно на верхней грани плавно затухает к внешнему углу конуса (15°/48°); заметно затухание 1/D² по удалению от центра пятна.</w:t>
+        <w:t>Рис. 2 — Направленный источник с другого направления: левая грань освещена, правая затемнена (направление и интенсивность источника изменены в панели).</w:t>
       </w:r>
     </w:p>
     <w:p>
@@ -964,6 +929,7 @@
           <w:rFonts w:ascii="Times New Roman" w:eastAsia="Times New Roman" w:hAnsi="Times New Roman" w:cs="Times New Roman"/>
           <w:noProof/>
         </w:rPr>
+        <w:lastRenderedPageBreak/>
         <w:drawing>
           <wp:inline distT="0" distB="0" distL="0" distR="0" wp14:anchorId="092E690A" wp14:editId="5480575C">
             <wp:extent cx="5618746" cy="3221938"/>
@@ -1018,7 +984,7 @@
           <w:szCs w:val="28"/>
           <w:lang w:val="ru-RU"/>
         </w:rPr>
-        <w:t>Рис. 3 — Точечные источники: закон обратных квадратов даёт градиент яркости по грани; тёплый источник около светлого ребра и холодный в тени создают цветовые переливы (материал и блик настроены в панели).</w:t>
+        <w:t>Рис. 3 — Материал, изменённый в панели ImGui: тот же объект и источник, тёплые альбедо (0.55, 0.28, 0.10) и цвет блика (0.90, 0.80, 0.70) при небольшом блеске (shininess = 24) дают широкую мягкую кромку света вместо резкого блика.</w:t>
       </w:r>
     </w:p>
     <w:p>
@@ -1101,7 +1067,7 @@
           <w:szCs w:val="28"/>
           <w:lang w:val="ru-RU"/>
         </w:rPr>
-        <w:t>Я научился реализовывать «камеру» классической 3D-сцены: видовая матрица строится из углов поворота (yaw/pitch) и позиции без общего обращения матрицы, а перспектива имеет настраиваемый угол обзора. Разделение данных на два набора дескрипторов сделало архитектуру сцены расширяемой: общесценовые данные (матрицы, ambient, список источников) отделены от данных конкретной модели.</w:t>
+        <w:t>Я научился реализовывать «камеру» классической 3D-сцены: видовая матрица строится из углов поворота (yaw/pitch) и позиции без общего обращения матрицы, а перспектива имеет настраиваемый угол обзора.</w:t>
       </w:r>
     </w:p>
     <w:p>
@@ -1121,7 +1087,7 @@
           <w:szCs w:val="28"/>
           <w:lang w:val="ru-RU"/>
         </w:rPr>
-        <w:t>Storage-буферы позволили хранить массивы точечных и прожекторных источников без ограничения их количества константой шейдера: длина задаётся счётчиком в uniform-буфере, а источники добавляются и удаляются из интерфейса на ходу. Модель Блинна-Фонга с затуханием по обратным квадратам и мягкими краями конуса создала убедительную картину освещения.</w:t>
+        <w:t>Единый набор дескрипторов упрощает конвейер: обе uniform-структуры описаны зеркальными структурами в C++ и GLSL, обновление сводится к записи в отображённую память; материал редактируется на лету и сразу влияет на картинку.</w:t>
       </w:r>
     </w:p>
     <w:p>
@@ -1141,7 +1107,7 @@
           <w:szCs w:val="28"/>
           <w:lang w:val="ru-RU"/>
         </w:rPr>
-        <w:t>Отдельно отмечу важность линейного расчёта освещения с последующей гамма-коррекцией и тональным сжатием: без них яркие участки выбеливаются, а тёмные уходят в «плоскую» черноту.</w:t>
+        <w:t>Гамма-коррекция и тонемаппинг добавлены как качество рендера: расчёт света ведётся в линейном пространстве, на выводе выполняется преобразование 1 − exp(−c·exposure) и обратная гамма 1/2.2, поэтому тёмные грани не уходят в грязную черноту, а яркие — в «пережжённое» белое.</w:t>
       </w:r>
     </w:p>
     <w:p>
